--- a/八年级下/第二单元/《秋之歌》.docx
+++ b/八年级下/第二单元/《秋之歌》.docx
@@ -8,6 +8,7 @@
       </w:pPr>
       <w:r>
         <w:rPr>
+          <w:rFonts w:ascii="Times New Roman" w:hAnsi="Times New Roman" w:eastAsia="宋体"/>
           <w:b/>
           <w:sz w:val="28"/>
         </w:rPr>
@@ -45,6 +46,7 @@
             <w:r/>
             <w:r>
               <w:rPr>
+                <w:rFonts w:ascii="Times New Roman" w:hAnsi="Times New Roman" w:eastAsia="宋体"/>
                 <w:b/>
                 <w:sz w:val="22"/>
               </w:rPr>
@@ -60,6 +62,7 @@
             <w:r/>
             <w:r>
               <w:rPr>
+                <w:rFonts w:ascii="Times New Roman" w:hAnsi="Times New Roman" w:eastAsia="宋体"/>
                 <w:b w:val="0"/>
                 <w:sz w:val="22"/>
               </w:rPr>
@@ -80,6 +83,7 @@
             <w:r/>
             <w:r>
               <w:rPr>
+                <w:rFonts w:ascii="Times New Roman" w:hAnsi="Times New Roman" w:eastAsia="宋体"/>
                 <w:b/>
                 <w:sz w:val="22"/>
               </w:rPr>
@@ -98,6 +102,7 @@
             <w:r/>
             <w:r>
               <w:rPr>
+                <w:rFonts w:ascii="Times New Roman" w:hAnsi="Times New Roman" w:eastAsia="宋体"/>
                 <w:b w:val="0"/>
                 <w:sz w:val="22"/>
               </w:rPr>
@@ -116,6 +121,7 @@
             <w:r/>
             <w:r>
               <w:rPr>
+                <w:rFonts w:ascii="Times New Roman" w:hAnsi="Times New Roman" w:eastAsia="宋体"/>
                 <w:b/>
                 <w:sz w:val="22"/>
               </w:rPr>
@@ -134,6 +140,7 @@
             <w:r/>
             <w:r>
               <w:rPr>
+                <w:rFonts w:ascii="Times New Roman" w:hAnsi="Times New Roman" w:eastAsia="宋体"/>
                 <w:b w:val="0"/>
                 <w:sz w:val="22"/>
               </w:rPr>
@@ -152,6 +159,7 @@
             <w:r/>
             <w:r>
               <w:rPr>
+                <w:rFonts w:ascii="Times New Roman" w:hAnsi="Times New Roman" w:eastAsia="宋体"/>
                 <w:b/>
                 <w:sz w:val="22"/>
               </w:rPr>
@@ -170,6 +178,7 @@
             <w:r/>
             <w:r>
               <w:rPr>
+                <w:rFonts w:ascii="Times New Roman" w:hAnsi="Times New Roman" w:eastAsia="宋体"/>
                 <w:b w:val="0"/>
                 <w:sz w:val="22"/>
               </w:rPr>
@@ -188,6 +197,7 @@
             <w:r/>
             <w:r>
               <w:rPr>
+                <w:rFonts w:ascii="Times New Roman" w:hAnsi="Times New Roman" w:eastAsia="宋体"/>
                 <w:b/>
                 <w:sz w:val="22"/>
               </w:rPr>
@@ -203,6 +213,7 @@
             <w:r/>
             <w:r>
               <w:rPr>
+                <w:rFonts w:ascii="Times New Roman" w:hAnsi="Times New Roman" w:eastAsia="宋体"/>
                 <w:b w:val="0"/>
                 <w:sz w:val="22"/>
               </w:rPr>
@@ -223,6 +234,7 @@
             <w:r/>
             <w:r>
               <w:rPr>
+                <w:rFonts w:ascii="Times New Roman" w:hAnsi="Times New Roman" w:eastAsia="宋体"/>
                 <w:b/>
                 <w:sz w:val="22"/>
               </w:rPr>
@@ -242,6 +254,7 @@
             <w:r/>
             <w:r>
               <w:rPr>
+                <w:rFonts w:ascii="Times New Roman" w:hAnsi="Times New Roman" w:eastAsia="宋体"/>
                 <w:b w:val="0"/>
                 <w:sz w:val="22"/>
               </w:rPr>
@@ -257,6 +270,7 @@
             <w:r/>
             <w:r>
               <w:rPr>
+                <w:rFonts w:ascii="Times New Roman" w:hAnsi="Times New Roman" w:eastAsia="宋体"/>
                 <w:b w:val="0"/>
                 <w:sz w:val="22"/>
               </w:rPr>
@@ -277,6 +291,7 @@
             <w:r/>
             <w:r>
               <w:rPr>
+                <w:rFonts w:ascii="Times New Roman" w:hAnsi="Times New Roman" w:eastAsia="宋体"/>
                 <w:b/>
                 <w:sz w:val="22"/>
               </w:rPr>
@@ -295,6 +310,7 @@
             <w:r/>
             <w:r>
               <w:rPr>
+                <w:rFonts w:ascii="Times New Roman" w:hAnsi="Times New Roman" w:eastAsia="宋体"/>
                 <w:b/>
                 <w:sz w:val="22"/>
               </w:rPr>
@@ -313,6 +329,7 @@
             <w:r/>
             <w:r>
               <w:rPr>
+                <w:rFonts w:ascii="Times New Roman" w:hAnsi="Times New Roman" w:eastAsia="宋体"/>
                 <w:b w:val="0"/>
                 <w:sz w:val="22"/>
               </w:rPr>
@@ -332,6 +349,7 @@
             <w:r/>
             <w:r>
               <w:rPr>
+                <w:rFonts w:ascii="Times New Roman" w:hAnsi="Times New Roman" w:eastAsia="宋体"/>
                 <w:b w:val="0"/>
                 <w:sz w:val="22"/>
               </w:rPr>
@@ -352,6 +370,7 @@
             <w:r/>
             <w:r>
               <w:rPr>
+                <w:rFonts w:ascii="Times New Roman" w:hAnsi="Times New Roman" w:eastAsia="宋体"/>
                 <w:b/>
                 <w:sz w:val="22"/>
               </w:rPr>
@@ -367,6 +386,7 @@
             <w:r/>
             <w:r>
               <w:rPr>
+                <w:rFonts w:ascii="Times New Roman" w:hAnsi="Times New Roman" w:eastAsia="宋体"/>
                 <w:b w:val="0"/>
                 <w:sz w:val="22"/>
               </w:rPr>
@@ -384,6 +404,7 @@
             <w:r/>
             <w:r>
               <w:rPr>
+                <w:rFonts w:ascii="Times New Roman" w:hAnsi="Times New Roman" w:eastAsia="宋体"/>
                 <w:b w:val="0"/>
                 <w:sz w:val="22"/>
               </w:rPr>
@@ -401,6 +422,7 @@
             <w:r/>
             <w:r>
               <w:rPr>
+                <w:rFonts w:ascii="Times New Roman" w:hAnsi="Times New Roman" w:eastAsia="宋体"/>
                 <w:b w:val="0"/>
                 <w:sz w:val="22"/>
               </w:rPr>
@@ -421,6 +443,7 @@
             <w:r/>
             <w:r>
               <w:rPr>
+                <w:rFonts w:ascii="Times New Roman" w:hAnsi="Times New Roman" w:eastAsia="宋体"/>
                 <w:b/>
                 <w:sz w:val="22"/>
               </w:rPr>
@@ -436,6 +459,7 @@
             <w:r/>
             <w:r>
               <w:rPr>
+                <w:rFonts w:ascii="Times New Roman" w:hAnsi="Times New Roman" w:eastAsia="宋体"/>
                 <w:b w:val="0"/>
                 <w:sz w:val="22"/>
               </w:rPr>
@@ -455,6 +479,7 @@
             <w:r/>
             <w:r>
               <w:rPr>
+                <w:rFonts w:ascii="Times New Roman" w:hAnsi="Times New Roman" w:eastAsia="宋体"/>
                 <w:b/>
                 <w:sz w:val="22"/>
               </w:rPr>
@@ -471,6 +496,7 @@
             <w:r/>
             <w:r>
               <w:rPr>
+                <w:rFonts w:ascii="Times New Roman" w:hAnsi="Times New Roman" w:eastAsia="宋体"/>
                 <w:b w:val="0"/>
                 <w:sz w:val="22"/>
               </w:rPr>
@@ -498,6 +524,7 @@
             <w:r/>
             <w:r>
               <w:rPr>
+                <w:rFonts w:ascii="Times New Roman" w:hAnsi="Times New Roman" w:eastAsia="宋体"/>
                 <w:b w:val="0"/>
                 <w:sz w:val="22"/>
               </w:rPr>
@@ -517,6 +544,7 @@
             <w:r/>
             <w:r>
               <w:rPr>
+                <w:rFonts w:ascii="Times New Roman" w:hAnsi="Times New Roman" w:eastAsia="宋体"/>
                 <w:b/>
                 <w:sz w:val="22"/>
               </w:rPr>
@@ -536,6 +564,7 @@
             <w:r/>
             <w:r>
               <w:rPr>
+                <w:rFonts w:ascii="Times New Roman" w:hAnsi="Times New Roman" w:eastAsia="宋体"/>
                 <w:b w:val="0"/>
                 <w:sz w:val="22"/>
               </w:rPr>
@@ -567,6 +596,7 @@
             <w:r/>
             <w:r>
               <w:rPr>
+                <w:rFonts w:ascii="Times New Roman" w:hAnsi="Times New Roman" w:eastAsia="宋体"/>
                 <w:b w:val="0"/>
                 <w:sz w:val="22"/>
               </w:rPr>
@@ -586,6 +616,7 @@
             <w:r/>
             <w:r>
               <w:rPr>
+                <w:rFonts w:ascii="Times New Roman" w:hAnsi="Times New Roman" w:eastAsia="宋体"/>
                 <w:b/>
                 <w:sz w:val="22"/>
               </w:rPr>
@@ -609,6 +640,7 @@
             <w:r/>
             <w:r>
               <w:rPr>
+                <w:rFonts w:ascii="Times New Roman" w:hAnsi="Times New Roman" w:eastAsia="宋体"/>
                 <w:b w:val="0"/>
                 <w:sz w:val="22"/>
               </w:rPr>
@@ -616,7 +648,7 @@
               <w:br/>
               <w:t xml:space="preserve">  Ⅰ.《山行》</w:t>
               <w:br/>
-              <w:t xml:space="preserve">    聆听，感受速度：徐缓、清澈（=64）；</w:t>
+              <w:t xml:space="preserve">    聆听，感受速度：徐缓、清澈；</w:t>
               <w:br/>
               <w:t xml:space="preserve">    旋律清澈舒展，描绘『远上寒山石径斜，白云生处有人家』的静谧之美；</w:t>
               <w:br/>
@@ -626,7 +658,7 @@
               <w:br/>
               <w:t xml:space="preserve">  Ⅱ.《南陵道中》</w:t>
               <w:br/>
-              <w:t xml:space="preserve">    聆听，感受情绪：感叹、孤寂（=48）；</w:t>
+              <w:t xml:space="preserve">    聆听，感受情绪：感叹、孤寂；</w:t>
               <w:br/>
               <w:t xml:space="preserve">    旋律舒缓低沉，力度p，描绘旅人在秋风中独行的孤独；</w:t>
               <w:br/>
@@ -636,7 +668,7 @@
               <w:br/>
               <w:t xml:space="preserve">  Ⅲ.《寄扬州韩绰判官》</w:t>
               <w:br/>
-              <w:t xml:space="preserve">    聆听，感受速度：中速稍快、潇洒（=78）；</w:t>
+              <w:t xml:space="preserve">    聆听，感受速度：中速稍快、潇洒；</w:t>
               <w:br/>
               <w:t xml:space="preserve">    旋律活泼灵动，古琴写作风格（仿指法、余音感）；</w:t>
               <w:br/>
@@ -660,6 +692,7 @@
             <w:r/>
             <w:r>
               <w:rPr>
+                <w:rFonts w:ascii="Times New Roman" w:hAnsi="Times New Roman" w:eastAsia="宋体"/>
                 <w:b w:val="0"/>
                 <w:sz w:val="22"/>
               </w:rPr>
@@ -679,6 +712,7 @@
             <w:r/>
             <w:r>
               <w:rPr>
+                <w:rFonts w:ascii="Times New Roman" w:hAnsi="Times New Roman" w:eastAsia="宋体"/>
                 <w:b/>
                 <w:sz w:val="22"/>
               </w:rPr>
@@ -695,6 +729,7 @@
             <w:r/>
             <w:r>
               <w:rPr>
+                <w:rFonts w:ascii="Times New Roman" w:hAnsi="Times New Roman" w:eastAsia="宋体"/>
                 <w:b w:val="0"/>
                 <w:sz w:val="22"/>
               </w:rPr>
@@ -714,6 +749,7 @@
             <w:r/>
             <w:r>
               <w:rPr>
+                <w:rFonts w:ascii="Times New Roman" w:hAnsi="Times New Roman" w:eastAsia="宋体"/>
                 <w:b w:val="0"/>
                 <w:sz w:val="22"/>
               </w:rPr>
@@ -733,6 +769,7 @@
             <w:r/>
             <w:r>
               <w:rPr>
+                <w:rFonts w:ascii="Times New Roman" w:hAnsi="Times New Roman" w:eastAsia="宋体"/>
                 <w:b/>
                 <w:sz w:val="22"/>
               </w:rPr>
@@ -749,6 +786,7 @@
             <w:r/>
             <w:r>
               <w:rPr>
+                <w:rFonts w:ascii="Times New Roman" w:hAnsi="Times New Roman" w:eastAsia="宋体"/>
                 <w:b w:val="0"/>
                 <w:sz w:val="22"/>
               </w:rPr>
@@ -764,6 +802,7 @@
             <w:r/>
             <w:r>
               <w:rPr>
+                <w:rFonts w:ascii="Times New Roman" w:hAnsi="Times New Roman" w:eastAsia="宋体"/>
                 <w:b w:val="0"/>
                 <w:sz w:val="22"/>
               </w:rPr>
@@ -781,6 +820,7 @@
             <w:r/>
             <w:r>
               <w:rPr>
+                <w:rFonts w:ascii="Times New Roman" w:hAnsi="Times New Roman" w:eastAsia="宋体"/>
                 <w:b w:val="0"/>
                 <w:sz w:val="22"/>
               </w:rPr>
